--- a/templates/TA - ATMRT FIC FIA_dist BTG.docx
+++ b/templates/TA - ATMRT FIC FIA_dist BTG.docx
@@ -741,9 +741,29 @@
                       <w:szCs w:val="24"/>
                       <w:shd w:val="clear" w:color="auto" w:fill="C0C0C0"/>
                     </w:rPr>
-                    <w:t>{{ investidor</w:t>
+                    <w:t xml:space="preserve">{{ </w:t>
+                  </w:r>
+                  <w:proofErr w:type="spellStart"/>
+                  <w:r>
+                    <w:rPr>
+                      <w:rFonts w:ascii="Arial Narrow" w:hAnsi="Arial Narrow" w:cs="Arial"/>
+                      <w:sz w:val="24"/>
+                      <w:szCs w:val="24"/>
+                      <w:shd w:val="clear" w:color="auto" w:fill="C0C0C0"/>
+                    </w:rPr>
+                    <w:t>nome</w:t>
                   </w:r>
                   <w:proofErr w:type="gramEnd"/>
+                  <w:r>
+                    <w:rPr>
+                      <w:rFonts w:ascii="Arial Narrow" w:hAnsi="Arial Narrow" w:cs="Arial"/>
+                      <w:sz w:val="24"/>
+                      <w:szCs w:val="24"/>
+                      <w:shd w:val="clear" w:color="auto" w:fill="C0C0C0"/>
+                    </w:rPr>
+                    <w:t>_investidor</w:t>
+                  </w:r>
+                  <w:proofErr w:type="spellEnd"/>
                   <w:r>
                     <w:rPr>
                       <w:rFonts w:ascii="Arial Narrow" w:hAnsi="Arial Narrow" w:cs="Arial"/>
@@ -850,7 +870,37 @@
                       <w:szCs w:val="24"/>
                       <w:shd w:val="clear" w:color="auto" w:fill="C0C0C0"/>
                     </w:rPr>
-                    <w:t>{{ cpf_cnpj }}</w:t>
+                    <w:t>{{</w:t>
+                  </w:r>
+                  <w:r>
+                    <w:rPr>
+                      <w:rFonts w:ascii="Arial Narrow" w:hAnsi="Arial Narrow" w:cs="Arial"/>
+                      <w:noProof/>
+                      <w:sz w:val="24"/>
+                      <w:szCs w:val="24"/>
+                      <w:shd w:val="clear" w:color="auto" w:fill="C0C0C0"/>
+                    </w:rPr>
+                    <w:t xml:space="preserve"> </w:t>
+                  </w:r>
+                  <w:r>
+                    <w:rPr>
+                      <w:rFonts w:ascii="Arial Narrow" w:hAnsi="Arial Narrow" w:cs="Arial"/>
+                      <w:noProof/>
+                      <w:sz w:val="24"/>
+                      <w:szCs w:val="24"/>
+                      <w:shd w:val="clear" w:color="auto" w:fill="C0C0C0"/>
+                    </w:rPr>
+                    <w:t>cpf_cnpj_inv</w:t>
+                  </w:r>
+                  <w:r>
+                    <w:rPr>
+                      <w:rFonts w:ascii="Arial Narrow" w:hAnsi="Arial Narrow" w:cs="Arial"/>
+                      <w:noProof/>
+                      <w:sz w:val="24"/>
+                      <w:szCs w:val="24"/>
+                      <w:shd w:val="clear" w:color="auto" w:fill="C0C0C0"/>
+                    </w:rPr>
+                    <w:t xml:space="preserve"> }}</w:t>
                   </w:r>
                   <w:r>
                     <w:rPr>
@@ -1002,7 +1052,37 @@
                       <w:szCs w:val="24"/>
                       <w:shd w:val="clear" w:color="auto" w:fill="C0C0C0"/>
                     </w:rPr>
-                    <w:t>{{ co_investidor }}</w:t>
+                    <w:t>{{</w:t>
+                  </w:r>
+                  <w:r>
+                    <w:rPr>
+                      <w:rFonts w:ascii="Arial Narrow" w:hAnsi="Arial Narrow" w:cs="Arial"/>
+                      <w:noProof/>
+                      <w:sz w:val="24"/>
+                      <w:szCs w:val="24"/>
+                      <w:shd w:val="clear" w:color="auto" w:fill="C0C0C0"/>
+                    </w:rPr>
+                    <w:t xml:space="preserve"> </w:t>
+                  </w:r>
+                  <w:r>
+                    <w:rPr>
+                      <w:rFonts w:ascii="Arial Narrow" w:hAnsi="Arial Narrow" w:cs="Arial"/>
+                      <w:noProof/>
+                      <w:sz w:val="24"/>
+                      <w:szCs w:val="24"/>
+                      <w:shd w:val="clear" w:color="auto" w:fill="C0C0C0"/>
+                    </w:rPr>
+                    <w:t>nome_coinvestidor</w:t>
+                  </w:r>
+                  <w:r>
+                    <w:rPr>
+                      <w:rFonts w:ascii="Arial Narrow" w:hAnsi="Arial Narrow" w:cs="Arial"/>
+                      <w:noProof/>
+                      <w:sz w:val="24"/>
+                      <w:szCs w:val="24"/>
+                      <w:shd w:val="clear" w:color="auto" w:fill="C0C0C0"/>
+                    </w:rPr>
+                    <w:t xml:space="preserve"> }}</w:t>
                   </w:r>
                   <w:r>
                     <w:rPr>
@@ -1101,7 +1181,27 @@
                       <w:szCs w:val="24"/>
                       <w:shd w:val="clear" w:color="auto" w:fill="C0C0C0"/>
                     </w:rPr>
-                    <w:t>{{ cpf }}</w:t>
+                    <w:t xml:space="preserve">{{ </w:t>
+                  </w:r>
+                  <w:r>
+                    <w:rPr>
+                      <w:rFonts w:ascii="Arial Narrow" w:hAnsi="Arial Narrow" w:cs="Arial"/>
+                      <w:noProof/>
+                      <w:sz w:val="24"/>
+                      <w:szCs w:val="24"/>
+                      <w:shd w:val="clear" w:color="auto" w:fill="C0C0C0"/>
+                    </w:rPr>
+                    <w:t>cfp_coinv</w:t>
+                  </w:r>
+                  <w:r>
+                    <w:rPr>
+                      <w:rFonts w:ascii="Arial Narrow" w:hAnsi="Arial Narrow" w:cs="Arial"/>
+                      <w:noProof/>
+                      <w:sz w:val="24"/>
+                      <w:szCs w:val="24"/>
+                      <w:shd w:val="clear" w:color="auto" w:fill="C0C0C0"/>
+                    </w:rPr>
+                    <w:t xml:space="preserve"> }}</w:t>
                   </w:r>
                   <w:r>
                     <w:rPr>
@@ -1241,7 +1341,25 @@
                 <w:sz w:val="24"/>
                 <w:szCs w:val="24"/>
               </w:rPr>
-              <w:t>Estou ciente que o recebimento de todas as informações e documentos relacionados ao Fundo que tenham que ser disponibilizados nos termos da regulamentação em vigor pelo Administrador e/ou pelo gestor será feito através do e-mail cadastrado por mim junto ao Administrador, sendo de minha responsabilidade a atualização do mesmo;</w:t>
+              <w:t xml:space="preserve">Estou ciente que o recebimento de todas as informações e documentos relacionados ao Fundo que tenham que ser disponibilizados nos termos da regulamentação em vigor pelo Administrador e/ou pelo gestor será feito através do e-mail cadastrado por mim junto ao Administrador, sendo de minha responsabilidade a atualização </w:t>
+            </w:r>
+            <w:proofErr w:type="gramStart"/>
+            <w:r>
+              <w:rPr>
+                <w:rFonts w:ascii="Arial Narrow" w:eastAsia="Arial Narrow" w:hAnsi="Arial Narrow" w:cs="Arial Narrow"/>
+                <w:sz w:val="24"/>
+                <w:szCs w:val="24"/>
+              </w:rPr>
+              <w:t>do mesmo</w:t>
+            </w:r>
+            <w:proofErr w:type="gramEnd"/>
+            <w:r>
+              <w:rPr>
+                <w:rFonts w:ascii="Arial Narrow" w:eastAsia="Arial Narrow" w:hAnsi="Arial Narrow" w:cs="Arial Narrow"/>
+                <w:sz w:val="24"/>
+                <w:szCs w:val="24"/>
+              </w:rPr>
+              <w:t>;</w:t>
             </w:r>
           </w:p>
           <w:p>
@@ -2088,7 +2206,25 @@
                 <w:sz w:val="24"/>
                 <w:szCs w:val="24"/>
               </w:rPr>
-              <w:t>{{ local_data }}</w:t>
+              <w:t xml:space="preserve">{{ </w:t>
+            </w:r>
+            <w:r>
+              <w:rPr>
+                <w:rFonts w:ascii="Arial Narrow" w:hAnsi="Arial Narrow" w:cs="Arial"/>
+                <w:noProof/>
+                <w:sz w:val="24"/>
+                <w:szCs w:val="24"/>
+              </w:rPr>
+              <w:t>local_data</w:t>
+            </w:r>
+            <w:r>
+              <w:rPr>
+                <w:rFonts w:ascii="Arial Narrow" w:hAnsi="Arial Narrow" w:cs="Arial"/>
+                <w:noProof/>
+                <w:sz w:val="24"/>
+                <w:szCs w:val="24"/>
+              </w:rPr>
+              <w:t xml:space="preserve"> }}</w:t>
             </w:r>
             <w:r>
               <w:rPr>
@@ -10248,64 +10384,6 @@
 </file>
 
 <file path=customXml/item1.xml><?xml version="1.0" encoding="utf-8"?>
-<b:Sources xmlns:b="http://schemas.openxmlformats.org/officeDocument/2006/bibliography" xmlns="http://schemas.openxmlformats.org/officeDocument/2006/bibliography" SelectedStyle="\APASixthEditionOfficeOnline.xsl" StyleName="APA" Version="6"/>
-</file>
-
-<file path=customXml/item2.xml><?xml version="1.0" encoding="utf-8"?>
-<LongProperties xmlns="http://schemas.microsoft.com/office/2006/metadata/longProperties"/>
-</file>
-
-<file path=customXml/item3.xml><?xml version="1.0" encoding="utf-8"?>
-<?mso-contentType ?>
-<spe:Receivers xmlns:spe="http://schemas.microsoft.com/sharepoint/events">
-  <Receiver>
-    <Name>Document ID Generator</Name>
-    <Synchronization>Synchronous</Synchronization>
-    <Type>10001</Type>
-    <SequenceNumber>1000</SequenceNumber>
-    <Url/>
-    <Assembly>Microsoft.Office.DocumentManagement, Version=15.0.0.0, Culture=neutral, PublicKeyToken=71e9bce111e9429c</Assembly>
-    <Class>Microsoft.Office.DocumentManagement.Internal.DocIdHandler</Class>
-    <Data/>
-    <Filter/>
-  </Receiver>
-  <Receiver>
-    <Name>Document ID Generator</Name>
-    <Synchronization>Synchronous</Synchronization>
-    <Type>10002</Type>
-    <SequenceNumber>1001</SequenceNumber>
-    <Url/>
-    <Assembly>Microsoft.Office.DocumentManagement, Version=15.0.0.0, Culture=neutral, PublicKeyToken=71e9bce111e9429c</Assembly>
-    <Class>Microsoft.Office.DocumentManagement.Internal.DocIdHandler</Class>
-    <Data/>
-    <Filter/>
-  </Receiver>
-  <Receiver>
-    <Name>Document ID Generator</Name>
-    <Synchronization>Synchronous</Synchronization>
-    <Type>10004</Type>
-    <SequenceNumber>1002</SequenceNumber>
-    <Url/>
-    <Assembly>Microsoft.Office.DocumentManagement, Version=15.0.0.0, Culture=neutral, PublicKeyToken=71e9bce111e9429c</Assembly>
-    <Class>Microsoft.Office.DocumentManagement.Internal.DocIdHandler</Class>
-    <Data/>
-    <Filter/>
-  </Receiver>
-  <Receiver>
-    <Name>Document ID Generator</Name>
-    <Synchronization>Synchronous</Synchronization>
-    <Type>10006</Type>
-    <SequenceNumber>1003</SequenceNumber>
-    <Url/>
-    <Assembly>Microsoft.Office.DocumentManagement, Version=15.0.0.0, Culture=neutral, PublicKeyToken=71e9bce111e9429c</Assembly>
-    <Class>Microsoft.Office.DocumentManagement.Internal.DocIdHandler</Class>
-    <Data/>
-    <Filter/>
-  </Receiver>
-</spe:Receivers>
-</file>
-
-<file path=customXml/item4.xml><?xml version="1.0" encoding="utf-8"?>
 <ct:contentTypeSchema xmlns:ct="http://schemas.microsoft.com/office/2006/metadata/contentType" xmlns:ma="http://schemas.microsoft.com/office/2006/metadata/properties/metaAttributes" ct:_="" ma:_="" ma:contentTypeName="Document" ma:contentTypeID="0x010100089F3DC5719FF041B7D9A0D96FF050D7" ma:contentTypeVersion="5" ma:contentTypeDescription="Create a new document." ma:contentTypeScope="" ma:versionID="d642f48da8dde3b5ee1be05ed5648310">
   <xsd:schema xmlns:xsd="http://www.w3.org/2001/XMLSchema" xmlns:xs="http://www.w3.org/2001/XMLSchema" xmlns:p="http://schemas.microsoft.com/office/2006/metadata/properties" xmlns:ns2="9bd4b9cc-8746-41d1-b5cc-e8920a0bba5d" targetNamespace="http://schemas.microsoft.com/office/2006/metadata/properties" ma:root="true" ma:fieldsID="532327c90b6822f3600b9e6450d485ee" ns2:_="">
     <xsd:import namespace="9bd4b9cc-8746-41d1-b5cc-e8920a0bba5d"/>
@@ -10450,7 +10528,7 @@
 </ct:contentTypeSchema>
 </file>
 
-<file path=customXml/item5.xml><?xml version="1.0" encoding="utf-8"?>
+<file path=customXml/item2.xml><?xml version="1.0" encoding="utf-8"?>
 <p:properties xmlns:p="http://schemas.microsoft.com/office/2006/metadata/properties" xmlns:xsi="http://www.w3.org/2001/XMLSchema-instance" xmlns:pc="http://schemas.microsoft.com/office/infopath/2007/PartnerControls">
   <documentManagement>
     <_dlc_DocId xmlns="9bd4b9cc-8746-41d1-b5cc-e8920a0bba5d">57ZY53RMA37K-25-599432</_dlc_DocId>
@@ -10462,7 +10540,7 @@
 </p:properties>
 </file>
 
-<file path=customXml/item6.xml><?xml version="1.0" encoding="utf-8"?>
+<file path=customXml/item3.xml><?xml version="1.0" encoding="utf-8"?>
 <?mso-contentType ?>
 <FormTemplates xmlns="http://schemas.microsoft.com/sharepoint/v3/contenttype/forms">
   <Display>DocumentLibraryForm</Display>
@@ -10471,31 +10549,65 @@
 </FormTemplates>
 </file>
 
-<file path=customXml/itemProps1.xml><?xml version="1.0" encoding="utf-8"?>
-<ds:datastoreItem xmlns:ds="http://schemas.openxmlformats.org/officeDocument/2006/customXml" ds:itemID="{26C424C8-883A-4BE6-A1CE-471C1B724722}">
-  <ds:schemaRefs>
-    <ds:schemaRef ds:uri="http://schemas.openxmlformats.org/officeDocument/2006/bibliography"/>
-  </ds:schemaRefs>
-</ds:datastoreItem>
+<file path=customXml/item4.xml><?xml version="1.0" encoding="utf-8"?>
+<b:Sources xmlns:b="http://schemas.openxmlformats.org/officeDocument/2006/bibliography" xmlns="http://schemas.openxmlformats.org/officeDocument/2006/bibliography" SelectedStyle="\APASixthEditionOfficeOnline.xsl" StyleName="APA" Version="6"/>
 </file>
 
-<file path=customXml/itemProps2.xml><?xml version="1.0" encoding="utf-8"?>
-<ds:datastoreItem xmlns:ds="http://schemas.openxmlformats.org/officeDocument/2006/customXml" ds:itemID="{0BC03074-0F99-4D0E-B920-39E6B6A38249}">
-  <ds:schemaRefs>
-    <ds:schemaRef ds:uri="http://schemas.microsoft.com/office/2006/metadata/longProperties"/>
-  </ds:schemaRefs>
-</ds:datastoreItem>
+<file path=customXml/item5.xml><?xml version="1.0" encoding="utf-8"?>
+<LongProperties xmlns="http://schemas.microsoft.com/office/2006/metadata/longProperties"/>
 </file>
 
-<file path=customXml/itemProps3.xml><?xml version="1.0" encoding="utf-8"?>
-<ds:datastoreItem xmlns:ds="http://schemas.openxmlformats.org/officeDocument/2006/customXml" ds:itemID="{FAA7C57F-F697-414E-8CA6-57375C69A4ED}">
-  <ds:schemaRefs>
-    <ds:schemaRef ds:uri="http://schemas.microsoft.com/sharepoint/events"/>
-  </ds:schemaRefs>
-</ds:datastoreItem>
+<file path=customXml/item6.xml><?xml version="1.0" encoding="utf-8"?>
+<?mso-contentType ?>
+<spe:Receivers xmlns:spe="http://schemas.microsoft.com/sharepoint/events">
+  <Receiver>
+    <Name>Document ID Generator</Name>
+    <Synchronization>Synchronous</Synchronization>
+    <Type>10001</Type>
+    <SequenceNumber>1000</SequenceNumber>
+    <Url/>
+    <Assembly>Microsoft.Office.DocumentManagement, Version=15.0.0.0, Culture=neutral, PublicKeyToken=71e9bce111e9429c</Assembly>
+    <Class>Microsoft.Office.DocumentManagement.Internal.DocIdHandler</Class>
+    <Data/>
+    <Filter/>
+  </Receiver>
+  <Receiver>
+    <Name>Document ID Generator</Name>
+    <Synchronization>Synchronous</Synchronization>
+    <Type>10002</Type>
+    <SequenceNumber>1001</SequenceNumber>
+    <Url/>
+    <Assembly>Microsoft.Office.DocumentManagement, Version=15.0.0.0, Culture=neutral, PublicKeyToken=71e9bce111e9429c</Assembly>
+    <Class>Microsoft.Office.DocumentManagement.Internal.DocIdHandler</Class>
+    <Data/>
+    <Filter/>
+  </Receiver>
+  <Receiver>
+    <Name>Document ID Generator</Name>
+    <Synchronization>Synchronous</Synchronization>
+    <Type>10004</Type>
+    <SequenceNumber>1002</SequenceNumber>
+    <Url/>
+    <Assembly>Microsoft.Office.DocumentManagement, Version=15.0.0.0, Culture=neutral, PublicKeyToken=71e9bce111e9429c</Assembly>
+    <Class>Microsoft.Office.DocumentManagement.Internal.DocIdHandler</Class>
+    <Data/>
+    <Filter/>
+  </Receiver>
+  <Receiver>
+    <Name>Document ID Generator</Name>
+    <Synchronization>Synchronous</Synchronization>
+    <Type>10006</Type>
+    <SequenceNumber>1003</SequenceNumber>
+    <Url/>
+    <Assembly>Microsoft.Office.DocumentManagement, Version=15.0.0.0, Culture=neutral, PublicKeyToken=71e9bce111e9429c</Assembly>
+    <Class>Microsoft.Office.DocumentManagement.Internal.DocIdHandler</Class>
+    <Data/>
+    <Filter/>
+  </Receiver>
+</spe:Receivers>
 </file>
 
-<file path=customXml/itemProps4.xml><?xml version="1.0" encoding="utf-8"?>
+<file path=customXml/itemProps1.xml><?xml version="1.0" encoding="utf-8"?>
 <ds:datastoreItem xmlns:ds="http://schemas.openxmlformats.org/officeDocument/2006/customXml" ds:itemID="{1C21CC9D-E134-4F6E-A642-9614E418D43F}">
   <ds:schemaRefs>
     <ds:schemaRef ds:uri="http://schemas.microsoft.com/office/2006/metadata/contentType"/>
@@ -10513,7 +10625,7 @@
 </ds:datastoreItem>
 </file>
 
-<file path=customXml/itemProps5.xml><?xml version="1.0" encoding="utf-8"?>
+<file path=customXml/itemProps2.xml><?xml version="1.0" encoding="utf-8"?>
 <ds:datastoreItem xmlns:ds="http://schemas.openxmlformats.org/officeDocument/2006/customXml" ds:itemID="{B3F4A835-33E0-4914-B124-EA59A24CD53A}">
   <ds:schemaRefs>
     <ds:schemaRef ds:uri="http://schemas.microsoft.com/office/2006/metadata/properties"/>
@@ -10523,10 +10635,34 @@
 </ds:datastoreItem>
 </file>
 
-<file path=customXml/itemProps6.xml><?xml version="1.0" encoding="utf-8"?>
+<file path=customXml/itemProps3.xml><?xml version="1.0" encoding="utf-8"?>
 <ds:datastoreItem xmlns:ds="http://schemas.openxmlformats.org/officeDocument/2006/customXml" ds:itemID="{D304A8C1-1A6B-4E3B-8BC1-A0E912472005}">
   <ds:schemaRefs>
     <ds:schemaRef ds:uri="http://schemas.microsoft.com/sharepoint/v3/contenttype/forms"/>
   </ds:schemaRefs>
 </ds:datastoreItem>
+</file>
+
+<file path=customXml/itemProps4.xml><?xml version="1.0" encoding="utf-8"?>
+<ds:datastoreItem xmlns:ds="http://schemas.openxmlformats.org/officeDocument/2006/customXml" ds:itemID="{26C424C8-883A-4BE6-A1CE-471C1B724722}">
+  <ds:schemaRefs>
+    <ds:schemaRef ds:uri="http://schemas.openxmlformats.org/officeDocument/2006/bibliography"/>
+  </ds:schemaRefs>
+</ds:datastoreItem>
+</file>
+
+<file path=customXml/itemProps5.xml><?xml version="1.0" encoding="utf-8"?>
+<ds:datastoreItem xmlns:ds="http://schemas.openxmlformats.org/officeDocument/2006/customXml" ds:itemID="{0BC03074-0F99-4D0E-B920-39E6B6A38249}">
+  <ds:schemaRefs>
+    <ds:schemaRef ds:uri="http://schemas.microsoft.com/office/2006/metadata/longProperties"/>
+  </ds:schemaRefs>
+</ds:datastoreItem>
+</file>
+
+<file path=customXml/itemProps6.xml><?xml version="1.0" encoding="utf-8"?>
+<ds:datastoreItem xmlns:ds="http://schemas.openxmlformats.org/officeDocument/2006/customXml" ds:itemID="{FAA7C57F-F697-414E-8CA6-57375C69A4ED}">
+  <ds:schemaRefs>
+    <ds:schemaRef ds:uri="http://schemas.microsoft.com/sharepoint/events"/>
+  </ds:schemaRefs>
+</ds:datastoreItem>
 </file>